--- a/cf/jm/u/files/u069.docx
+++ b/cf/jm/u/files/u069.docx
@@ -20,7 +20,7 @@
     </w:p>
     <w:p>
       <w:r>
-        <w:t>請針對每個題目，把答案填在「回答：」後面（越具體越好）；填好後請放回您的部門資料夾即可，不需回信。</w:t>
+        <w:t>這份問卷是想更了解您的實際作業，好把您的 AI 助理做得更貼近需求。第一部分請把答案填在「回答：」後面（越具體越好）；第二部分只是先讓您了解，之後用的時候再一起調整，不用現在填。填好後放回您的部門資料夾即可，不需回信。</w:t>
       </w:r>
     </w:p>
     <w:p>
@@ -32,8 +32,16 @@
       </w:r>
     </w:p>
     <w:p>
+      <w:pPr>
+        <w:pStyle w:val="Heading2"/>
+      </w:pPr>
       <w:r>
-        <w:t>1. 三類索引（免結匯出口、機械、零件）的分類判定規則是什麼？依貨品性質欄位還是料號？</w:t>
+        <w:t>一、請您提供或確認的事情</w:t>
+      </w:r>
+    </w:p>
+    <w:p>
+      <w:r>
+        <w:t>1. 你要 AI 幫忙的是把 ERP 出貨單，分類整理成三種索引（免結匯出口、機械、零件），對嗎？</w:t>
       </w:r>
     </w:p>
     <w:p>
@@ -43,7 +51,7 @@
     </w:p>
     <w:p>
       <w:r>
-        <w:t>2. 「免結匯」如何認定？是 ERP 有欄位，還是需依金額/性質判斷？</w:t>
+        <w:t>2. 資料來源是 ERP 出貨單（放在 M 槽），AI 拿到 Excel 就能整理</w:t>
       </w:r>
     </w:p>
     <w:p>
@@ -53,7 +61,7 @@
     </w:p>
     <w:p>
       <w:r>
-        <w:t>3. 各索引的欄位定義與現行格式是否固定？要不要 AI 產可下載 Excel？</w:t>
+        <w:t>3. 三類怎麼分？（是整機還是零件、是不是免結匯）分類規則先講清楚 AI 才分得對</w:t>
       </w:r>
     </w:p>
     <w:p>
@@ -63,7 +71,7 @@
     </w:p>
     <w:p>
       <w:r>
-        <w:t>4. 同一筆出貨可能同時屬機械與免結匯時，要放哪一類還是可跨類？</w:t>
+        <w:t>4. 你希望索引長什麼樣？（出貨日、單號、客戶、品名、料號、數量、金額）給範本最好</w:t>
       </w:r>
     </w:p>
     <w:p>
@@ -73,7 +81,7 @@
     </w:p>
     <w:p>
       <w:r>
-        <w:t>5. 貨品性質不明無法分類時，標「待人工分類」可接受嗎？</w:t>
+        <w:t>5. 碰到分不出來的（貨品性質不明），你要 AI 標「待人工分類」而不是亂歸類，對吧？</w:t>
       </w:r>
     </w:p>
     <w:p>
@@ -83,12 +91,45 @@
     </w:p>
     <w:p>
       <w:r>
-        <w:t>6. ERP 出貨單欄位是否穩定？會不會缺客戶或金額需標待補？</w:t>
+        <w:t>6. 「免結匯」怎麼認定？先給 AI 標準，它才分得準</w:t>
       </w:r>
     </w:p>
     <w:p>
       <w:r>
         <w:t>回答：</w:t>
+      </w:r>
+    </w:p>
+    <w:p>
+      <w:pPr>
+        <w:pStyle w:val="Heading2"/>
+      </w:pPr>
+      <w:r>
+        <w:t>二、要用了之後、跟 AI 一起調整的事情（先了解即可，不用現在填）</w:t>
+      </w:r>
+    </w:p>
+    <w:p>
+      <w:r>
+        <w:t>• 前幾次用 AI 分好的三類索引，自己抽查有沒有分錯，分錯就把分類規則講清楚給它</w:t>
+      </w:r>
+    </w:p>
+    <w:p>
+      <w:r>
+        <w:t>• 它分不出來會標「待人工分類」，那就是請你判斷的地方，判完把規則補給它，下次它就會了</w:t>
+      </w:r>
+    </w:p>
+    <w:p>
+      <w:r>
+        <w:t>• 缺欄位它標「待補」，你補上正確值</w:t>
+      </w:r>
+    </w:p>
+    <w:p>
+      <w:r>
+        <w:t>• 把免結匯、機械/零件的判定標準整理成一份給它，分類會愈來愈準</w:t>
+      </w:r>
+    </w:p>
+    <w:p>
+      <w:r>
+        <w:t>• 納入每天/每批出貨流程，用久了它很熟你們的分類邏輯</w:t>
       </w:r>
     </w:p>
     <w:p/>
@@ -101,8 +142,16 @@
       </w:r>
     </w:p>
     <w:p>
+      <w:pPr>
+        <w:pStyle w:val="Heading2"/>
+      </w:pPr>
       <w:r>
-        <w:t>1. 採購 Mail 與 PDF 採購單格式是否固定？PDF 影像品質是否穩定可辨識？</w:t>
+        <w:t>一、請您提供或確認的事情</w:t>
+      </w:r>
+    </w:p>
+    <w:p>
+      <w:r>
+        <w:t>1. 你要 AI 幫忙的是進口報關的一串文書：彙整進口明細、擬報單和索引、核對稅單、整理支出申請單，對嗎？</w:t>
       </w:r>
     </w:p>
     <w:p>
@@ -112,7 +161,7 @@
     </w:p>
     <w:p>
       <w:r>
-        <w:t>2. 進口報單、採購進口索引、博格支出申請單的欄位範本各為何？</w:t>
+        <w:t>2. 資料從哪來？（採購 Mail 通知、PDF 採購單）PDF 要上傳給 AI 讀</w:t>
       </w:r>
     </w:p>
     <w:p>
@@ -122,7 +171,7 @@
     </w:p>
     <w:p>
       <w:r>
-        <w:t>3. 稅單核對要比對哪些欄位（品名、數量、完稅價格）？稅額一律由人核定、AI 不推算嗎？</w:t>
+        <w:t>3. 你希望 AI 產出什麼？（進口報單草稿、採購進口索引、博格支出申請單草稿、稅單核對）</w:t>
       </w:r>
     </w:p>
     <w:p>
@@ -132,7 +181,7 @@
     </w:p>
     <w:p>
       <w:r>
-        <w:t>4. HS Code 對照與稅率/關稅計算規則從哪裡取得？</w:t>
+        <w:t>4. 稅額 AI 不會自己算，一律以稅單為準、沒提供就標「待補」，這樣你能接受嗎？</w:t>
       </w:r>
     </w:p>
     <w:p>
@@ -142,7 +191,7 @@
     </w:p>
     <w:p>
       <w:r>
-        <w:t>5. 博格支出申請單的欄位與簽核流程為何？AI 只產草稿、mail 由人送簽嗎？</w:t>
+        <w:t>5. 簽核、送件都留給人，AI 只出草稿和核對，這樣分工可以嗎？</w:t>
       </w:r>
     </w:p>
     <w:p>
@@ -152,12 +201,45 @@
     </w:p>
     <w:p>
       <w:r>
-        <w:t>6. 報單號/發票號未提供時一律標「待補」可接受嗎？</w:t>
+        <w:t>6. 博格支出申請單有哪些欄位、HS Code 怎麼對？先給 AI 對照它才擬得對</w:t>
       </w:r>
     </w:p>
     <w:p>
       <w:r>
         <w:t>回答：</w:t>
+      </w:r>
+    </w:p>
+    <w:p>
+      <w:pPr>
+        <w:pStyle w:val="Heading2"/>
+      </w:pPr>
+      <w:r>
+        <w:t>二、要用了之後、跟 AI 一起調整的事情（先了解即可，不用現在填）</w:t>
+      </w:r>
+    </w:p>
+    <w:p>
+      <w:r>
+        <w:t>• 剛開始每份報單/支出單草稿都自己核一遍，AI 漏欄或對錯就當場改</w:t>
+      </w:r>
+    </w:p>
+    <w:p>
+      <w:r>
+        <w:t>• PDF 採購單它讀不清就標「待補」，你補正確值再讓它繼續</w:t>
+      </w:r>
+    </w:p>
+    <w:p>
+      <w:r>
+        <w:t>• 稅單金額跟採購單對不上時讓 AI 逐欄比，它會幫你抓出差在哪</w:t>
+      </w:r>
+    </w:p>
+    <w:p>
+      <w:r>
+        <w:t>• 它不會自己算稅額（刻意的），稅額請你依稅單核定後填上</w:t>
+      </w:r>
+    </w:p>
+    <w:p>
+      <w:r>
+        <w:t>• 簽核、送件永遠是人做，AI 出的只是幫你省打字的草稿；把 HS Code 對照給它，核對會更準</w:t>
       </w:r>
     </w:p>
     <w:p/>
@@ -170,8 +252,16 @@
       </w:r>
     </w:p>
     <w:p>
+      <w:pPr>
+        <w:pStyle w:val="Heading2"/>
+      </w:pPr>
       <w:r>
-        <w:t>1. 業務訂單目前紙本覆核 ERP，能否把 ERP 出貨資料定期匯出 Excel/CSV？紙本能否改線上或 OCR？</w:t>
+        <w:t>一、請您提供或確認的事情</w:t>
+      </w:r>
+    </w:p>
+    <w:p>
+      <w:r>
+        <w:t>1. 你要 AI 幫忙的是出口作業一整串文書：做 INV/PKG、登出貨明細、核對報關行/貨代文件、月結，對嗎？</w:t>
       </w:r>
     </w:p>
     <w:p>
@@ -181,7 +271,7 @@
     </w:p>
     <w:p>
       <w:r>
-        <w:t>2. INV/PKG 的欄位與格式範本為何？要不要 AI 直接產可下載 Excel？</w:t>
+        <w:t>2. 資料從哪來？（業務訂單、ERP 出貨資料，有些還是紙本要覆核）紙本要先拍照或掃描給 AI</w:t>
       </w:r>
     </w:p>
     <w:p>
@@ -191,7 +281,7 @@
     </w:p>
     <w:p>
       <w:r>
-        <w:t>3. 報關行/貨代回傳文件要核對哪些欄位（品名、數量、金額、淨毛重、件數）？</w:t>
+        <w:t>3. 現在有紙本訂單覆核這段，建議先改成電子檔或線上表單，AI 才能又快又準，願意調整嗎？</w:t>
       </w:r>
     </w:p>
     <w:p>
@@ -201,7 +291,7 @@
     </w:p>
     <w:p>
       <w:r>
-        <w:t>4. HS Code 對照與免結匯規則從哪裡取得？發票號/報單號一律由人取得、AI 標待補嗎？</w:t>
+        <w:t>4. 你希望 AI 產出什麼？（INV/PKG 內容草稿、出貨明細、跟報關行文件的逐欄核對、月結差異）</w:t>
       </w:r>
     </w:p>
     <w:p>
@@ -211,7 +301,7 @@
     </w:p>
     <w:p>
       <w:r>
-        <w:t>5. 月結帳整理是核對什麼、輸出什麼格式？既有報表長怎樣？</w:t>
+        <w:t>5. 出口文件的專有名詞（INV、PKG、B/L、HS Code…）AI 會保留原文，這樣可以嗎？</w:t>
       </w:r>
     </w:p>
     <w:p>
@@ -221,12 +311,45 @@
     </w:p>
     <w:p>
       <w:r>
-        <w:t>6. 出口文件含客戶與金額機密，權限是否僅限進出口課內成員？</w:t>
+        <w:t>6. 發票號、報單號、金額這些若沒提供，AI 一律標「待補」不亂編，實際送件過帳都留給你，對吧？</w:t>
       </w:r>
     </w:p>
     <w:p>
       <w:r>
         <w:t>回答：</w:t>
+      </w:r>
+    </w:p>
+    <w:p>
+      <w:pPr>
+        <w:pStyle w:val="Heading2"/>
+      </w:pPr>
+      <w:r>
+        <w:t>二、要用了之後、跟 AI 一起調整的事情（先了解即可，不用現在填）</w:t>
+      </w:r>
+    </w:p>
+    <w:p>
+      <w:r>
+        <w:t>• 剛開始每份 INV/PKG 草稿都自己再核一遍，AI 有算錯或漏欄就當場改，它會學</w:t>
+      </w:r>
+    </w:p>
+    <w:p>
+      <w:r>
+        <w:t>• 紙本拍照上傳時字不清它標「待補」，你補正確值再讓它繼續</w:t>
+      </w:r>
+    </w:p>
+    <w:p>
+      <w:r>
+        <w:t>• 報關行/貨代回來的文件跟 ERP 對不上時，讓 AI 逐欄比，它會幫你抓出差在哪</w:t>
+      </w:r>
+    </w:p>
+    <w:p>
+      <w:r>
+        <w:t>• 把 HS Code 對照、月結欄位定義給它，核對和月結會更準</w:t>
+      </w:r>
+    </w:p>
+    <w:p>
+      <w:r>
+        <w:t>• 最有效的一步是把紙本訂單改成電子檔，數位化後這題就能又快又順；實際送件、過帳、簽核永遠是人做</w:t>
       </w:r>
     </w:p>
     <w:p/>
